--- a/downloads/documents/05 Materials/Unit 06/Slides/Slides 06.08 - Lab Cheesy Pasta Marinara With Role Cards.docx
+++ b/downloads/documents/05 Materials/Unit 06/Slides/Slides 06.08 - Lab Cheesy Pasta Marinara With Role Cards.docx
@@ -1159,7 +1159,7 @@
     </w:rPrDefault>
     <w:pPrDefault>
       <w:pPr>
-        <w:spacing w:after="200"/>
+        <w:spacing w:line="300" w:lineRule="auto" w:after="200"/>
       </w:pPr>
     </w:pPrDefault>
   </w:docDefaults>
